--- a/论文/子洪水库洪涝预警模型.docx
+++ b/论文/子洪水库洪涝预警模型.docx
@@ -2,13 +2,7 @@
 <file path=word/document.xml><?xml version="1.0" encoding="utf-8"?>
 <w:document xmlns:wpc="http://schemas.microsoft.com/office/word/2010/wordprocessingCanvas" xmlns:cx="http://schemas.microsoft.com/office/drawing/2014/chartex" xmlns:cx1="http://schemas.microsoft.com/office/drawing/2015/9/8/chartex" xmlns:cx2="http://schemas.microsoft.com/office/drawing/2015/10/21/chartex" xmlns:cx3="http://schemas.microsoft.com/office/drawing/2016/5/9/chartex" xmlns:cx4="http://schemas.microsoft.com/office/drawing/2016/5/10/chartex" xmlns:cx5="http://schemas.microsoft.com/office/drawing/2016/5/11/chartex" xmlns:cx6="http://schemas.microsoft.com/office/drawing/2016/5/12/chartex" xmlns:cx7="http://schemas.microsoft.com/office/drawing/2016/5/13/chartex" xmlns:cx8="http://schemas.microsoft.com/office/drawing/2016/5/14/chartex" xmlns:mc="http://schemas.openxmlformats.org/markup-compatibility/2006" xmlns:aink="http://schemas.microsoft.com/office/drawing/2016/ink" xmlns:am3d="http://schemas.microsoft.com/office/drawing/2017/model3d" xmlns:o="urn:schemas-microsoft-com:office:office" xmlns:oel="http://schemas.microsoft.com/office/2019/extlst" xmlns:r="http://schemas.openxmlformats.org/officeDocument/2006/relationships" xmlns:m="http://schemas.openxmlformats.org/officeDocument/2006/math" xmlns:v="urn:schemas-microsoft-com:vml" xmlns:wp14="http://schemas.microsoft.com/office/word/2010/wordprocessingDrawing" xmlns:wp="http://schemas.openxmlformats.org/drawingml/2006/wordprocessingDrawing" xmlns:w10="urn:schemas-microsoft-com:office:word" xmlns:w="http://schemas.openxmlformats.org/wordprocessingml/2006/main" xmlns:w14="http://schemas.microsoft.com/office/word/2010/wordml" xmlns:w15="http://schemas.microsoft.com/office/word/2012/wordml" xmlns:w16cex="http://schemas.microsoft.com/office/word/2018/wordml/cex" xmlns:w16cid="http://schemas.microsoft.com/office/word/2016/wordml/cid" xmlns:w16="http://schemas.microsoft.com/office/word/2018/wordml" xmlns:w16du="http://schemas.microsoft.com/office/word/2023/wordml/word16du" xmlns:w16sdtdh="http://schemas.microsoft.com/office/word/2020/wordml/sdtdatahash" xmlns:w16sdtfl="http://schemas.microsoft.com/office/word/2024/wordml/sdtformatlock" xmlns:w16se="http://schemas.microsoft.com/office/word/2015/wordml/symex" xmlns:wpg="http://schemas.microsoft.com/office/word/2010/wordprocessingGroup" xmlns:wpi="http://schemas.microsoft.com/office/word/2010/wordprocessingInk" xmlns:wne="http://schemas.microsoft.com/office/word/2006/wordml" xmlns:wps="http://schemas.microsoft.com/office/word/2010/wordprocessingShape" mc:Ignorable="w14 w15 w16se w16cid w16 w16cex w16sdtdh w16sdtfl w16du wp14">
   <w:body>
-    <w:p>
-      <w:pPr>
-        <w:rPr>
-          <w:rFonts w:hint="eastAsia"/>
-        </w:rPr>
-      </w:pPr>
-    </w:p>
+    <w:p/>
     <w:p>
       <w:r>
         <w:rPr>
@@ -50,7 +44,44 @@
         <w:rPr>
           <w:rFonts w:hint="eastAsia"/>
         </w:rPr>
-        <w:t>一套符合当地水资源现状的水平衡态管理模型可是紧迫需要的。至于目前已经建设的两个平台，冒昧的讲，总体而言只能算是综合查询系统，而非模型。如果我们重新为当地提供洪涝预警模型，建议要注重预见性、动态性和可执行性（凸显辅助决策能力，而不是让用户自己查查自己看着怎么办），这是目前他的两个平台都比较缺失的。</w:t>
+        <w:t>一套符合当地水资源现状的水平衡</w:t>
+      </w:r>
+      <w:proofErr w:type="gramStart"/>
+      <w:r>
+        <w:rPr>
+          <w:rFonts w:hint="eastAsia"/>
+        </w:rPr>
+        <w:t>态管理</w:t>
+      </w:r>
+      <w:proofErr w:type="gramEnd"/>
+      <w:r>
+        <w:rPr>
+          <w:rFonts w:hint="eastAsia"/>
+        </w:rPr>
+        <w:t>模型可是紧迫需要的。</w:t>
+      </w:r>
+    </w:p>
+    <w:p/>
+    <w:p/>
+    <w:p>
+      <w:r>
+        <w:rPr>
+          <w:rFonts w:hint="eastAsia"/>
+        </w:rPr>
+        <w:t>至于目前已经建设的两个平台，冒昧的讲，总体而言只能算是综合查询系统，而非模型。如果我们重新为当地提供洪涝预警模型，</w:t>
+      </w:r>
+      <w:r>
+        <w:rPr>
+          <w:rFonts w:hint="eastAsia"/>
+          <w:highlight w:val="yellow"/>
+        </w:rPr>
+        <w:t>建议要注重预见性、动态性和可执行性（凸显辅助决策能力，而不是让用户自己查查自己看着怎么办）</w:t>
+      </w:r>
+      <w:r>
+        <w:rPr>
+          <w:rFonts w:hint="eastAsia"/>
+        </w:rPr>
+        <w:t>，这是目前他的两个平台都比较缺失的。</w:t>
       </w:r>
     </w:p>
     <w:p>
@@ -727,6 +758,7 @@
         <w:rPr>
           <w:rFonts w:hint="eastAsia"/>
         </w:rPr>
+        <w:lastRenderedPageBreak/>
         <w:t>建议预降水位</w:t>
       </w:r>
       <w:r>
@@ -773,535 +805,527 @@
         <w:rPr>
           <w:rFonts w:hint="eastAsia"/>
         </w:rPr>
+        <w:t>建议泄洪流量</w:t>
+      </w:r>
+    </w:p>
+    <w:p>
+      <w:pPr>
+        <w:numPr>
+          <w:ilvl w:val="0"/>
+          <w:numId w:val="6"/>
+        </w:numPr>
+      </w:pPr>
+      <w:r>
+        <w:rPr>
+          <w:rFonts w:hint="eastAsia"/>
+        </w:rPr>
+        <w:t>建议安全泄洪冗余流量</w:t>
+      </w:r>
+    </w:p>
+    <w:p>
+      <w:pPr>
+        <w:numPr>
+          <w:ilvl w:val="0"/>
+          <w:numId w:val="6"/>
+        </w:numPr>
+      </w:pPr>
+      <w:r>
+        <w:rPr>
+          <w:rFonts w:hint="eastAsia"/>
+        </w:rPr>
+        <w:t>建议安全蓄滞冗余流量</w:t>
+      </w:r>
+    </w:p>
+    <w:p>
+      <w:pPr>
+        <w:numPr>
+          <w:ilvl w:val="0"/>
+          <w:numId w:val="6"/>
+        </w:numPr>
+      </w:pPr>
+      <w:r>
+        <w:rPr>
+          <w:rFonts w:hint="eastAsia"/>
+        </w:rPr>
+        <w:t>建议安全泄洪冗余降水量</w:t>
+      </w:r>
+    </w:p>
+    <w:p>
+      <w:pPr>
+        <w:numPr>
+          <w:ilvl w:val="0"/>
+          <w:numId w:val="6"/>
+        </w:numPr>
+      </w:pPr>
+      <w:r>
+        <w:rPr>
+          <w:rFonts w:hint="eastAsia"/>
+        </w:rPr>
+        <w:t>建议安全蓄滞冗余降水量</w:t>
+      </w:r>
+    </w:p>
+    <w:p>
+      <w:pPr>
+        <w:numPr>
+          <w:ilvl w:val="0"/>
+          <w:numId w:val="6"/>
+        </w:numPr>
+      </w:pPr>
+      <w:r>
+        <w:rPr>
+          <w:rFonts w:hint="eastAsia"/>
+        </w:rPr>
+        <w:t>建议起调时间</w:t>
+      </w:r>
+    </w:p>
+    <w:p>
+      <w:pPr>
+        <w:numPr>
+          <w:ilvl w:val="0"/>
+          <w:numId w:val="1"/>
+        </w:numPr>
+      </w:pPr>
+      <w:r>
+        <w:rPr>
+          <w:rFonts w:hint="eastAsia"/>
+        </w:rPr>
+        <w:t>耦合调度：</w:t>
+      </w:r>
+    </w:p>
+    <w:p>
+      <w:r>
+        <w:rPr>
+          <w:rFonts w:hint="eastAsia"/>
+        </w:rPr>
+        <w:t>1</w:t>
+      </w:r>
+      <w:r>
+        <w:rPr>
+          <w:rFonts w:hint="eastAsia"/>
+        </w:rPr>
+        <w:t>、上游各水库建议预降水位</w:t>
+      </w:r>
+      <w:r>
+        <w:rPr>
+          <w:rFonts w:hint="eastAsia"/>
+        </w:rPr>
+        <w:t>(</w:t>
+      </w:r>
+      <w:r>
+        <w:rPr>
+          <w:rFonts w:hint="eastAsia"/>
+        </w:rPr>
+        <w:t>或波动幅值</w:t>
+      </w:r>
+      <w:r>
+        <w:rPr>
+          <w:rFonts w:hint="eastAsia"/>
+        </w:rPr>
+        <w:t>)</w:t>
+      </w:r>
+    </w:p>
+    <w:p>
+      <w:r>
+        <w:rPr>
+          <w:rFonts w:hint="eastAsia"/>
+        </w:rPr>
+        <w:t>2</w:t>
+      </w:r>
+      <w:r>
+        <w:rPr>
+          <w:rFonts w:hint="eastAsia"/>
+        </w:rPr>
+        <w:t>、上游各水库建议预降时长</w:t>
+      </w:r>
+    </w:p>
+    <w:p>
+      <w:r>
+        <w:rPr>
+          <w:rFonts w:hint="eastAsia"/>
+        </w:rPr>
+        <w:t>3</w:t>
+      </w:r>
+      <w:r>
+        <w:rPr>
+          <w:rFonts w:hint="eastAsia"/>
+        </w:rPr>
+        <w:t>、上游各水库建议泄洪流量</w:t>
+      </w:r>
+    </w:p>
+    <w:p>
+      <w:r>
+        <w:rPr>
+          <w:rFonts w:hint="eastAsia"/>
+        </w:rPr>
+        <w:t>4</w:t>
+      </w:r>
+      <w:r>
+        <w:rPr>
+          <w:rFonts w:hint="eastAsia"/>
+        </w:rPr>
+        <w:t>、上游各水库建议起调时间</w:t>
+      </w:r>
+    </w:p>
+    <w:p>
+      <w:r>
+        <w:rPr>
+          <w:rFonts w:hint="eastAsia"/>
+        </w:rPr>
+        <w:t>5</w:t>
+      </w:r>
+      <w:r>
+        <w:rPr>
+          <w:rFonts w:hint="eastAsia"/>
+        </w:rPr>
+        <w:t>、水量空间分布</w:t>
+      </w:r>
+    </w:p>
+    <w:p>
+      <w:r>
+        <w:rPr>
+          <w:rFonts w:hint="eastAsia"/>
+        </w:rPr>
+        <w:t>6</w:t>
+      </w:r>
+      <w:r>
+        <w:rPr>
+          <w:rFonts w:hint="eastAsia"/>
+        </w:rPr>
+        <w:t>、水量时间分布</w:t>
+      </w:r>
+    </w:p>
+    <w:p>
+      <w:pPr>
+        <w:numPr>
+          <w:ilvl w:val="0"/>
+          <w:numId w:val="1"/>
+        </w:numPr>
+      </w:pPr>
+      <w:r>
+        <w:rPr>
+          <w:rFonts w:hint="eastAsia"/>
+        </w:rPr>
+        <w:t>预演：</w:t>
+      </w:r>
+    </w:p>
+    <w:p>
+      <w:pPr>
+        <w:numPr>
+          <w:ilvl w:val="0"/>
+          <w:numId w:val="7"/>
+        </w:numPr>
+      </w:pPr>
+      <w:r>
+        <w:rPr>
+          <w:rFonts w:hint="eastAsia"/>
+        </w:rPr>
+        <w:t>历史典型降水预演</w:t>
+      </w:r>
+    </w:p>
+    <w:p>
+      <w:pPr>
+        <w:numPr>
+          <w:ilvl w:val="0"/>
+          <w:numId w:val="7"/>
+        </w:numPr>
+      </w:pPr>
+      <w:r>
+        <w:rPr>
+          <w:rFonts w:hint="eastAsia"/>
+        </w:rPr>
+        <w:t>随机生成降水预演</w:t>
+      </w:r>
+    </w:p>
+    <w:p>
+      <w:pPr>
+        <w:numPr>
+          <w:ilvl w:val="0"/>
+          <w:numId w:val="7"/>
+        </w:numPr>
+      </w:pPr>
+      <w:r>
+        <w:rPr>
+          <w:rFonts w:hint="eastAsia"/>
+        </w:rPr>
+        <w:t>指定雨情预演</w:t>
+      </w:r>
+    </w:p>
+    <w:p>
+      <w:pPr>
+        <w:numPr>
+          <w:ilvl w:val="0"/>
+          <w:numId w:val="7"/>
+        </w:numPr>
+      </w:pPr>
+      <w:r>
+        <w:rPr>
+          <w:rFonts w:hint="eastAsia"/>
+        </w:rPr>
+        <w:t>指定水情预演</w:t>
+      </w:r>
+    </w:p>
+    <w:p>
+      <w:pPr>
+        <w:numPr>
+          <w:ilvl w:val="0"/>
+          <w:numId w:val="7"/>
+        </w:numPr>
+      </w:pPr>
+      <w:r>
+        <w:rPr>
+          <w:rFonts w:hint="eastAsia"/>
+        </w:rPr>
+        <w:t>指定工情预演</w:t>
+      </w:r>
+    </w:p>
+    <w:p>
+      <w:pPr>
+        <w:numPr>
+          <w:ilvl w:val="0"/>
+          <w:numId w:val="7"/>
+        </w:numPr>
+      </w:pPr>
+      <w:r>
+        <w:rPr>
+          <w:rFonts w:hint="eastAsia"/>
+        </w:rPr>
+        <w:t>指定险情预演</w:t>
+      </w:r>
+    </w:p>
+    <w:p>
+      <w:pPr>
+        <w:numPr>
+          <w:ilvl w:val="0"/>
+          <w:numId w:val="7"/>
+        </w:numPr>
+      </w:pPr>
+      <w:r>
+        <w:rPr>
+          <w:rFonts w:hint="eastAsia"/>
+        </w:rPr>
+        <w:t>自动预演</w:t>
+      </w:r>
+    </w:p>
+    <w:p>
+      <w:pPr>
+        <w:numPr>
+          <w:ilvl w:val="0"/>
+          <w:numId w:val="1"/>
+        </w:numPr>
+      </w:pPr>
+      <w:r>
+        <w:rPr>
+          <w:rFonts w:hint="eastAsia"/>
+        </w:rPr>
+        <w:t>治理：</w:t>
+      </w:r>
+    </w:p>
+    <w:p>
+      <w:pPr>
+        <w:numPr>
+          <w:ilvl w:val="0"/>
+          <w:numId w:val="8"/>
+        </w:numPr>
+      </w:pPr>
+      <w:r>
+        <w:rPr>
+          <w:rFonts w:hint="eastAsia"/>
+        </w:rPr>
+        <w:t>排水承载极限</w:t>
+      </w:r>
+    </w:p>
+    <w:p>
+      <w:pPr>
+        <w:numPr>
+          <w:ilvl w:val="0"/>
+          <w:numId w:val="8"/>
+        </w:numPr>
+      </w:pPr>
+      <w:r>
+        <w:rPr>
+          <w:rFonts w:hint="eastAsia"/>
+        </w:rPr>
+        <w:t>蓄滞承载极限</w:t>
+      </w:r>
+    </w:p>
+    <w:p>
+      <w:pPr>
+        <w:numPr>
+          <w:ilvl w:val="0"/>
+          <w:numId w:val="8"/>
+        </w:numPr>
+      </w:pPr>
+      <w:r>
+        <w:rPr>
+          <w:rFonts w:hint="eastAsia"/>
+        </w:rPr>
+        <w:t>不同重现期下的排水时长</w:t>
+      </w:r>
+    </w:p>
+    <w:p>
+      <w:pPr>
+        <w:numPr>
+          <w:ilvl w:val="0"/>
+          <w:numId w:val="8"/>
+        </w:numPr>
+      </w:pPr>
+      <w:r>
+        <w:rPr>
+          <w:rFonts w:hint="eastAsia"/>
+        </w:rPr>
+        <w:t>不同重现期下的最小库容</w:t>
+      </w:r>
+    </w:p>
+    <w:p>
+      <w:pPr>
+        <w:numPr>
+          <w:ilvl w:val="0"/>
+          <w:numId w:val="8"/>
+        </w:numPr>
+      </w:pPr>
+      <w:r>
+        <w:rPr>
+          <w:rFonts w:hint="eastAsia"/>
+        </w:rPr>
+        <w:t>不同重现期下的最优蓄排组合</w:t>
+      </w:r>
+    </w:p>
+    <w:p/>
+    <w:p>
+      <w:r>
+        <w:rPr>
+          <w:rFonts w:hint="eastAsia"/>
+        </w:rPr>
+        <w:t>子洪水库所需资料：</w:t>
+      </w:r>
+    </w:p>
+    <w:p>
+      <w:r>
+        <w:rPr>
+          <w:rFonts w:hint="eastAsia"/>
+        </w:rPr>
+        <w:t>1</w:t>
+      </w:r>
+      <w:r>
+        <w:rPr>
+          <w:rFonts w:hint="eastAsia"/>
+        </w:rPr>
+        <w:t>、祁县或邻近县市的设计暴雨强度及暴雨雨型查算表。</w:t>
+      </w:r>
+    </w:p>
+    <w:p>
+      <w:r>
+        <w:rPr>
+          <w:rFonts w:hint="eastAsia"/>
+        </w:rPr>
+        <w:t>2</w:t>
+      </w:r>
+      <w:r>
+        <w:rPr>
+          <w:rFonts w:hint="eastAsia"/>
+        </w:rPr>
+        <w:t>、历史典型降水（风险等级较高或具有致灾性的降水）记录，包括降水起止时间、累计面雨量、最大一小时雨强、最大三小时雨强、降水范围、降水概率等。如果能按</w:t>
+      </w:r>
+      <w:r>
+        <w:rPr>
+          <w:rFonts w:hint="eastAsia"/>
+        </w:rPr>
+        <w:t>6</w:t>
+      </w:r>
+      <w:r>
+        <w:rPr>
+          <w:rFonts w:hint="eastAsia"/>
+        </w:rPr>
+        <w:t>个水库的集水区域分别提供则最好。</w:t>
+      </w:r>
+    </w:p>
+    <w:p>
+      <w:r>
+        <w:rPr>
+          <w:rFonts w:hint="eastAsia"/>
+        </w:rPr>
+        <w:t>3</w:t>
+      </w:r>
+      <w:r>
+        <w:rPr>
+          <w:rFonts w:hint="eastAsia"/>
+        </w:rPr>
+        <w:t>、风险等级划分标准或防汛响应等级的划分标准、本地暴雨分类标准。子洪水库坝前及其下游的风险划分标准和响应等级划分标准应存在差异，需分别提供。</w:t>
+      </w:r>
+    </w:p>
+    <w:p>
+      <w:r>
+        <w:rPr>
+          <w:rFonts w:hint="eastAsia"/>
+        </w:rPr>
+        <w:t>4</w:t>
+      </w:r>
+      <w:r>
+        <w:rPr>
+          <w:rFonts w:hint="eastAsia"/>
+        </w:rPr>
+        <w:t>、各节点测站（上游、下游、坝前）在典型降水历时中的水情记录，包括起止时间和水位、流量位移时程曲线（时间步长越小越好）、左右岸地表高程（或堤顶高程）。</w:t>
+      </w:r>
+    </w:p>
+    <w:p>
+      <w:r>
+        <w:rPr>
+          <w:rFonts w:hint="eastAsia"/>
+        </w:rPr>
+        <w:t>5</w:t>
+      </w:r>
+      <w:r>
+        <w:rPr>
+          <w:rFonts w:hint="eastAsia"/>
+        </w:rPr>
+        <w:t>、各雨量站在典型降水过程中的雨情记录，包括起止时间、雨量时程位移曲线（时间步长越小越好）。</w:t>
+      </w:r>
+    </w:p>
+    <w:p>
+      <w:r>
+        <w:rPr>
+          <w:rFonts w:hint="eastAsia"/>
+        </w:rPr>
+        <w:t>6</w:t>
+      </w:r>
+      <w:r>
+        <w:rPr>
+          <w:rFonts w:hint="eastAsia"/>
+        </w:rPr>
+        <w:t>、各闸门在典型降水历时中的工情记录，包括起调时间和关闭时间、闸门开度、升降时点、泄洪流量。</w:t>
+      </w:r>
+    </w:p>
+    <w:p>
+      <w:r>
+        <w:rPr>
+          <w:rFonts w:hint="eastAsia"/>
+        </w:rPr>
+        <w:t>7</w:t>
+      </w:r>
+      <w:r>
+        <w:rPr>
+          <w:rFonts w:hint="eastAsia"/>
+        </w:rPr>
+        <w:t>、各水库的集水面积、平均比降、溢洪坝底（顶）高程及其“水位</w:t>
+      </w:r>
+      <w:r>
+        <w:rPr>
+          <w:rFonts w:hint="eastAsia"/>
+        </w:rPr>
+        <w:t>-</w:t>
+      </w:r>
+      <w:r>
+        <w:rPr>
+          <w:rFonts w:hint="eastAsia"/>
+        </w:rPr>
+        <w:t>过流”曲线表、泄洪闸</w:t>
+      </w:r>
+      <w:r>
+        <w:rPr>
+          <w:rFonts w:hint="eastAsia"/>
+        </w:rPr>
         <w:lastRenderedPageBreak/>
-        <w:t>建议泄洪流量</w:t>
-      </w:r>
-    </w:p>
-    <w:p>
-      <w:pPr>
-        <w:numPr>
-          <w:ilvl w:val="0"/>
-          <w:numId w:val="6"/>
-        </w:numPr>
-      </w:pPr>
-      <w:r>
-        <w:rPr>
-          <w:rFonts w:hint="eastAsia"/>
-        </w:rPr>
-        <w:t>建议安全泄洪冗余流量</w:t>
-      </w:r>
-    </w:p>
-    <w:p>
-      <w:pPr>
-        <w:numPr>
-          <w:ilvl w:val="0"/>
-          <w:numId w:val="6"/>
-        </w:numPr>
-      </w:pPr>
-      <w:r>
-        <w:rPr>
-          <w:rFonts w:hint="eastAsia"/>
-        </w:rPr>
-        <w:t>建议安全蓄滞冗余流量</w:t>
-      </w:r>
-    </w:p>
-    <w:p>
-      <w:pPr>
-        <w:numPr>
-          <w:ilvl w:val="0"/>
-          <w:numId w:val="6"/>
-        </w:numPr>
-      </w:pPr>
-      <w:r>
-        <w:rPr>
-          <w:rFonts w:hint="eastAsia"/>
-        </w:rPr>
-        <w:t>建议安全泄洪冗余降水量</w:t>
-      </w:r>
-    </w:p>
-    <w:p>
-      <w:pPr>
-        <w:numPr>
-          <w:ilvl w:val="0"/>
-          <w:numId w:val="6"/>
-        </w:numPr>
-      </w:pPr>
-      <w:r>
-        <w:rPr>
-          <w:rFonts w:hint="eastAsia"/>
-        </w:rPr>
-        <w:t>建议安全蓄滞冗余降水量</w:t>
-      </w:r>
-    </w:p>
-    <w:p>
-      <w:pPr>
-        <w:numPr>
-          <w:ilvl w:val="0"/>
-          <w:numId w:val="6"/>
-        </w:numPr>
-      </w:pPr>
-      <w:r>
-        <w:rPr>
-          <w:rFonts w:hint="eastAsia"/>
-        </w:rPr>
-        <w:t>建议起调时间</w:t>
-      </w:r>
-    </w:p>
-    <w:p>
-      <w:pPr>
-        <w:numPr>
-          <w:ilvl w:val="0"/>
-          <w:numId w:val="1"/>
-        </w:numPr>
-      </w:pPr>
-      <w:r>
-        <w:rPr>
-          <w:rFonts w:hint="eastAsia"/>
-        </w:rPr>
-        <w:t>耦合调度：</w:t>
-      </w:r>
-    </w:p>
-    <w:p>
-      <w:r>
-        <w:rPr>
-          <w:rFonts w:hint="eastAsia"/>
-        </w:rPr>
-        <w:t>1</w:t>
-      </w:r>
-      <w:r>
-        <w:rPr>
-          <w:rFonts w:hint="eastAsia"/>
-        </w:rPr>
-        <w:t>、上游各水库建议预降水位</w:t>
-      </w:r>
-      <w:r>
-        <w:rPr>
-          <w:rFonts w:hint="eastAsia"/>
-        </w:rPr>
-        <w:t>(</w:t>
-      </w:r>
-      <w:r>
-        <w:rPr>
-          <w:rFonts w:hint="eastAsia"/>
-        </w:rPr>
-        <w:t>或波动幅值</w:t>
-      </w:r>
-      <w:r>
-        <w:rPr>
-          <w:rFonts w:hint="eastAsia"/>
-        </w:rPr>
-        <w:t>)</w:t>
-      </w:r>
-    </w:p>
-    <w:p>
-      <w:r>
-        <w:rPr>
-          <w:rFonts w:hint="eastAsia"/>
-        </w:rPr>
-        <w:t>2</w:t>
-      </w:r>
-      <w:r>
-        <w:rPr>
-          <w:rFonts w:hint="eastAsia"/>
-        </w:rPr>
-        <w:t>、上游各水库建议预降时长</w:t>
-      </w:r>
-    </w:p>
-    <w:p>
-      <w:r>
-        <w:rPr>
-          <w:rFonts w:hint="eastAsia"/>
-        </w:rPr>
-        <w:t>3</w:t>
-      </w:r>
-      <w:r>
-        <w:rPr>
-          <w:rFonts w:hint="eastAsia"/>
-        </w:rPr>
-        <w:t>、上游各水库建议泄洪流量</w:t>
-      </w:r>
-    </w:p>
-    <w:p>
-      <w:r>
-        <w:rPr>
-          <w:rFonts w:hint="eastAsia"/>
-        </w:rPr>
-        <w:t>4</w:t>
-      </w:r>
-      <w:r>
-        <w:rPr>
-          <w:rFonts w:hint="eastAsia"/>
-        </w:rPr>
-        <w:t>、上游各水库建议起调时间</w:t>
-      </w:r>
-    </w:p>
-    <w:p>
-      <w:r>
-        <w:rPr>
-          <w:rFonts w:hint="eastAsia"/>
-        </w:rPr>
-        <w:t>5</w:t>
-      </w:r>
-      <w:r>
-        <w:rPr>
-          <w:rFonts w:hint="eastAsia"/>
-        </w:rPr>
-        <w:t>、水量空间分布</w:t>
-      </w:r>
-    </w:p>
-    <w:p>
-      <w:r>
-        <w:rPr>
-          <w:rFonts w:hint="eastAsia"/>
-        </w:rPr>
-        <w:t>6</w:t>
-      </w:r>
-      <w:r>
-        <w:rPr>
-          <w:rFonts w:hint="eastAsia"/>
-        </w:rPr>
-        <w:t>、水量时间分布</w:t>
-      </w:r>
-    </w:p>
-    <w:p>
-      <w:pPr>
-        <w:numPr>
-          <w:ilvl w:val="0"/>
-          <w:numId w:val="1"/>
-        </w:numPr>
-      </w:pPr>
-      <w:r>
-        <w:rPr>
-          <w:rFonts w:hint="eastAsia"/>
-        </w:rPr>
-        <w:t>预演：</w:t>
-      </w:r>
-    </w:p>
-    <w:p>
-      <w:pPr>
-        <w:numPr>
-          <w:ilvl w:val="0"/>
-          <w:numId w:val="7"/>
-        </w:numPr>
-      </w:pPr>
-      <w:r>
-        <w:rPr>
-          <w:rFonts w:hint="eastAsia"/>
-        </w:rPr>
-        <w:t>历史典型降水预演</w:t>
-      </w:r>
-    </w:p>
-    <w:p>
-      <w:pPr>
-        <w:numPr>
-          <w:ilvl w:val="0"/>
-          <w:numId w:val="7"/>
-        </w:numPr>
-      </w:pPr>
-      <w:r>
-        <w:rPr>
-          <w:rFonts w:hint="eastAsia"/>
-        </w:rPr>
-        <w:t>随机生成降水预演</w:t>
-      </w:r>
-    </w:p>
-    <w:p>
-      <w:pPr>
-        <w:numPr>
-          <w:ilvl w:val="0"/>
-          <w:numId w:val="7"/>
-        </w:numPr>
-      </w:pPr>
-      <w:r>
-        <w:rPr>
-          <w:rFonts w:hint="eastAsia"/>
-        </w:rPr>
-        <w:t>指定雨情预演</w:t>
-      </w:r>
-    </w:p>
-    <w:p>
-      <w:pPr>
-        <w:numPr>
-          <w:ilvl w:val="0"/>
-          <w:numId w:val="7"/>
-        </w:numPr>
-      </w:pPr>
-      <w:r>
-        <w:rPr>
-          <w:rFonts w:hint="eastAsia"/>
-        </w:rPr>
-        <w:t>指定水情预演</w:t>
-      </w:r>
-    </w:p>
-    <w:p>
-      <w:pPr>
-        <w:numPr>
-          <w:ilvl w:val="0"/>
-          <w:numId w:val="7"/>
-        </w:numPr>
-      </w:pPr>
-      <w:r>
-        <w:rPr>
-          <w:rFonts w:hint="eastAsia"/>
-        </w:rPr>
-        <w:t>指定工情预演</w:t>
-      </w:r>
-    </w:p>
-    <w:p>
-      <w:pPr>
-        <w:numPr>
-          <w:ilvl w:val="0"/>
-          <w:numId w:val="7"/>
-        </w:numPr>
-      </w:pPr>
-      <w:r>
-        <w:rPr>
-          <w:rFonts w:hint="eastAsia"/>
-        </w:rPr>
-        <w:t>指定险情预演</w:t>
-      </w:r>
-    </w:p>
-    <w:p>
-      <w:pPr>
-        <w:numPr>
-          <w:ilvl w:val="0"/>
-          <w:numId w:val="7"/>
-        </w:numPr>
-      </w:pPr>
-      <w:r>
-        <w:rPr>
-          <w:rFonts w:hint="eastAsia"/>
-        </w:rPr>
-        <w:t>自动预演</w:t>
-      </w:r>
-    </w:p>
-    <w:p>
-      <w:pPr>
-        <w:numPr>
-          <w:ilvl w:val="0"/>
-          <w:numId w:val="1"/>
-        </w:numPr>
-      </w:pPr>
-      <w:r>
-        <w:rPr>
-          <w:rFonts w:hint="eastAsia"/>
-        </w:rPr>
-        <w:t>治理：</w:t>
-      </w:r>
-    </w:p>
-    <w:p>
-      <w:pPr>
-        <w:numPr>
-          <w:ilvl w:val="0"/>
-          <w:numId w:val="8"/>
-        </w:numPr>
-      </w:pPr>
-      <w:r>
-        <w:rPr>
-          <w:rFonts w:hint="eastAsia"/>
-        </w:rPr>
-        <w:t>排水承载极限</w:t>
-      </w:r>
-    </w:p>
-    <w:p>
-      <w:pPr>
-        <w:numPr>
-          <w:ilvl w:val="0"/>
-          <w:numId w:val="8"/>
-        </w:numPr>
-      </w:pPr>
-      <w:r>
-        <w:rPr>
-          <w:rFonts w:hint="eastAsia"/>
-        </w:rPr>
-        <w:t>蓄滞承载极限</w:t>
-      </w:r>
-    </w:p>
-    <w:p>
-      <w:pPr>
-        <w:numPr>
-          <w:ilvl w:val="0"/>
-          <w:numId w:val="8"/>
-        </w:numPr>
-      </w:pPr>
-      <w:r>
-        <w:rPr>
-          <w:rFonts w:hint="eastAsia"/>
-        </w:rPr>
-        <w:t>不同重现期下的排水时长</w:t>
-      </w:r>
-    </w:p>
-    <w:p>
-      <w:pPr>
-        <w:numPr>
-          <w:ilvl w:val="0"/>
-          <w:numId w:val="8"/>
-        </w:numPr>
-      </w:pPr>
-      <w:r>
-        <w:rPr>
-          <w:rFonts w:hint="eastAsia"/>
-        </w:rPr>
-        <w:t>不同重现期下的最小库容</w:t>
-      </w:r>
-    </w:p>
-    <w:p>
-      <w:pPr>
-        <w:numPr>
-          <w:ilvl w:val="0"/>
-          <w:numId w:val="8"/>
-        </w:numPr>
-      </w:pPr>
-      <w:r>
-        <w:rPr>
-          <w:rFonts w:hint="eastAsia"/>
-        </w:rPr>
-        <w:t>不同重现期下的最优蓄排组合</w:t>
-      </w:r>
-    </w:p>
-    <w:p/>
-    <w:p>
-      <w:r>
-        <w:rPr>
-          <w:rFonts w:hint="eastAsia"/>
-        </w:rPr>
-        <w:t>子洪水库所需资料：</w:t>
-      </w:r>
-    </w:p>
-    <w:p>
-      <w:r>
-        <w:rPr>
-          <w:rFonts w:hint="eastAsia"/>
-        </w:rPr>
-        <w:t>1</w:t>
-      </w:r>
-      <w:r>
-        <w:rPr>
-          <w:rFonts w:hint="eastAsia"/>
-        </w:rPr>
-        <w:t>、祁县或邻近县市的设计暴雨强度及暴雨雨型查算表。</w:t>
-      </w:r>
-      <w:r>
-        <w:rPr>
-          <w:rFonts w:hint="eastAsia"/>
-        </w:rPr>
-        <w:t>（确定降雨量和重现期）</w:t>
-      </w:r>
-    </w:p>
-    <w:p>
-      <w:r>
-        <w:rPr>
-          <w:rFonts w:hint="eastAsia"/>
-        </w:rPr>
-        <w:t>2</w:t>
-      </w:r>
-      <w:r>
-        <w:rPr>
-          <w:rFonts w:hint="eastAsia"/>
-        </w:rPr>
-        <w:t>、历史典型降水（风险等级较高或具有致灾性的降水）记录，包括降水起止时间、</w:t>
-      </w:r>
-      <w:proofErr w:type="gramStart"/>
-      <w:r>
-        <w:rPr>
-          <w:rFonts w:hint="eastAsia"/>
-        </w:rPr>
-        <w:t>累计面</w:t>
-      </w:r>
-      <w:proofErr w:type="gramEnd"/>
-      <w:r>
-        <w:rPr>
-          <w:rFonts w:hint="eastAsia"/>
-        </w:rPr>
-        <w:t>雨量、最大一小时雨强、最大三小时雨强、降水范围、降水概率等。如果能按</w:t>
-      </w:r>
-      <w:r>
-        <w:rPr>
-          <w:rFonts w:hint="eastAsia"/>
-        </w:rPr>
-        <w:t>6</w:t>
-      </w:r>
-      <w:r>
-        <w:rPr>
-          <w:rFonts w:hint="eastAsia"/>
-        </w:rPr>
-        <w:t>个水库的集水区域分别提供则最好。</w:t>
-      </w:r>
-      <w:r>
-        <w:rPr>
-          <w:rFonts w:hint="eastAsia"/>
-        </w:rPr>
-        <w:t>（训练数据）</w:t>
-      </w:r>
-    </w:p>
-    <w:p>
-      <w:r>
-        <w:rPr>
-          <w:rFonts w:hint="eastAsia"/>
-        </w:rPr>
-        <w:t>3</w:t>
-      </w:r>
-      <w:r>
-        <w:rPr>
-          <w:rFonts w:hint="eastAsia"/>
-        </w:rPr>
-        <w:t>、风险等级划分标准或防汛响应等级的划分标准、本地暴雨分类标准。子洪水库坝前及其下游的风险划分标准和响应等级划分标准应存在差异，需分别提供。</w:t>
-      </w:r>
-    </w:p>
-    <w:p>
-      <w:r>
-        <w:rPr>
-          <w:rFonts w:hint="eastAsia"/>
-        </w:rPr>
-        <w:t>4</w:t>
-      </w:r>
-      <w:r>
-        <w:rPr>
-          <w:rFonts w:hint="eastAsia"/>
-        </w:rPr>
-        <w:t>、各节点测站（上游、下游、坝前）在典型降水历时中的水情记录，包括起止时间和水位、流量位移时程曲线（时间步长越小越好）、左右岸地表高程（或堤顶高程）。</w:t>
-      </w:r>
-    </w:p>
-    <w:p>
-      <w:r>
-        <w:rPr>
-          <w:rFonts w:hint="eastAsia"/>
-        </w:rPr>
-        <w:t>5</w:t>
-      </w:r>
-      <w:r>
-        <w:rPr>
-          <w:rFonts w:hint="eastAsia"/>
-        </w:rPr>
-        <w:t>、各雨量站在典型降水过程中的雨情记录，包括起止时间、雨量时程位移曲线（时间步长越小越好）。</w:t>
-      </w:r>
-    </w:p>
-    <w:p>
-      <w:r>
-        <w:rPr>
-          <w:rFonts w:hint="eastAsia"/>
-        </w:rPr>
-        <w:t>6</w:t>
-      </w:r>
-      <w:r>
-        <w:rPr>
-          <w:rFonts w:hint="eastAsia"/>
-        </w:rPr>
-        <w:t>、各闸门在典型降水历时中的工情记录，包括起调时间和关闭时间、闸门开度、升降时点、泄洪流量。</w:t>
-      </w:r>
-    </w:p>
-    <w:p>
-      <w:r>
-        <w:rPr>
-          <w:rFonts w:hint="eastAsia"/>
-        </w:rPr>
-        <w:t>7</w:t>
-      </w:r>
-      <w:r>
-        <w:rPr>
-          <w:rFonts w:hint="eastAsia"/>
-        </w:rPr>
-        <w:t>、各水库的集水面积、平均比降、溢洪坝底（顶）高程及其“水位</w:t>
+        <w:t>门的顶（底）板高程及其水位</w:t>
       </w:r>
       <w:r>
         <w:rPr>
@@ -1313,7 +1337,21 @@
         <w:rPr>
           <w:rFonts w:hint="eastAsia"/>
         </w:rPr>
-        <w:t>过流”曲线表、泄洪闸门的顶（底）板高程及其水位</w:t>
+        <w:t>过流曲线表、库区地表最大高程和最小高程。</w:t>
+      </w:r>
+    </w:p>
+    <w:p>
+      <w:r>
+        <w:rPr>
+          <w:rFonts w:hint="eastAsia"/>
+        </w:rPr>
+        <w:t>8</w:t>
+      </w:r>
+      <w:r>
+        <w:rPr>
+          <w:rFonts w:hint="eastAsia"/>
+        </w:rPr>
+        <w:t>、各水库的特征水位、坝顶高程，及其“水位</w:t>
       </w:r>
       <w:r>
         <w:rPr>
@@ -1325,21 +1363,7 @@
         <w:rPr>
           <w:rFonts w:hint="eastAsia"/>
         </w:rPr>
-        <w:t>过流曲线表、库区地表最大高程和最小高程。</w:t>
-      </w:r>
-    </w:p>
-    <w:p>
-      <w:r>
-        <w:rPr>
-          <w:rFonts w:hint="eastAsia"/>
-        </w:rPr>
-        <w:t>8</w:t>
-      </w:r>
-      <w:r>
-        <w:rPr>
-          <w:rFonts w:hint="eastAsia"/>
-        </w:rPr>
-        <w:t>、各水库的特征水位、坝顶高程，及其“水位</w:t>
+        <w:t>库容</w:t>
       </w:r>
       <w:r>
         <w:rPr>
@@ -1351,18 +1375,6 @@
         <w:rPr>
           <w:rFonts w:hint="eastAsia"/>
         </w:rPr>
-        <w:t>库容</w:t>
-      </w:r>
-      <w:r>
-        <w:rPr>
-          <w:rFonts w:hint="eastAsia"/>
-        </w:rPr>
-        <w:t>-</w:t>
-      </w:r>
-      <w:r>
-        <w:rPr>
-          <w:rFonts w:hint="eastAsia"/>
-        </w:rPr>
         <w:t>面积”曲线表。</w:t>
       </w:r>
     </w:p>
@@ -1371,7 +1383,6 @@
         <w:rPr>
           <w:rFonts w:hint="eastAsia"/>
         </w:rPr>
-        <w:lastRenderedPageBreak/>
         <w:t>9</w:t>
       </w:r>
       <w:r>
@@ -1417,6 +1428,44 @@
     </w:sectPr>
   </w:body>
 </w:document>
+</file>
+
+<file path=word/endnotes.xml><?xml version="1.0" encoding="utf-8"?>
+<w:endnotes xmlns:wpc="http://schemas.microsoft.com/office/word/2010/wordprocessingCanvas" xmlns:cx="http://schemas.microsoft.com/office/drawing/2014/chartex" xmlns:cx1="http://schemas.microsoft.com/office/drawing/2015/9/8/chartex" xmlns:cx2="http://schemas.microsoft.com/office/drawing/2015/10/21/chartex" xmlns:cx3="http://schemas.microsoft.com/office/drawing/2016/5/9/chartex" xmlns:cx4="http://schemas.microsoft.com/office/drawing/2016/5/10/chartex" xmlns:cx5="http://schemas.microsoft.com/office/drawing/2016/5/11/chartex" xmlns:cx6="http://schemas.microsoft.com/office/drawing/2016/5/12/chartex" xmlns:cx7="http://schemas.microsoft.com/office/drawing/2016/5/13/chartex" xmlns:cx8="http://schemas.microsoft.com/office/drawing/2016/5/14/chartex" xmlns:mc="http://schemas.openxmlformats.org/markup-compatibility/2006" xmlns:aink="http://schemas.microsoft.com/office/drawing/2016/ink" xmlns:am3d="http://schemas.microsoft.com/office/drawing/2017/model3d" xmlns:o="urn:schemas-microsoft-com:office:office" xmlns:oel="http://schemas.microsoft.com/office/2019/extlst" xmlns:r="http://schemas.openxmlformats.org/officeDocument/2006/relationships" xmlns:m="http://schemas.openxmlformats.org/officeDocument/2006/math" xmlns:v="urn:schemas-microsoft-com:vml" xmlns:wp14="http://schemas.microsoft.com/office/word/2010/wordprocessingDrawing" xmlns:wp="http://schemas.openxmlformats.org/drawingml/2006/wordprocessingDrawing" xmlns:w10="urn:schemas-microsoft-com:office:word" xmlns:w="http://schemas.openxmlformats.org/wordprocessingml/2006/main" xmlns:w14="http://schemas.microsoft.com/office/word/2010/wordml" xmlns:w15="http://schemas.microsoft.com/office/word/2012/wordml" xmlns:w16cex="http://schemas.microsoft.com/office/word/2018/wordml/cex" xmlns:w16cid="http://schemas.microsoft.com/office/word/2016/wordml/cid" xmlns:w16="http://schemas.microsoft.com/office/word/2018/wordml" xmlns:w16du="http://schemas.microsoft.com/office/word/2023/wordml/word16du" xmlns:w16sdtdh="http://schemas.microsoft.com/office/word/2020/wordml/sdtdatahash" xmlns:w16sdtfl="http://schemas.microsoft.com/office/word/2024/wordml/sdtformatlock" xmlns:w16se="http://schemas.microsoft.com/office/word/2015/wordml/symex" xmlns:wpg="http://schemas.microsoft.com/office/word/2010/wordprocessingGroup" xmlns:wpi="http://schemas.microsoft.com/office/word/2010/wordprocessingInk" xmlns:wne="http://schemas.microsoft.com/office/word/2006/wordml" xmlns:wps="http://schemas.microsoft.com/office/word/2010/wordprocessingShape" mc:Ignorable="w14 w15 w16se w16cid w16 w16cex w16sdtdh w16sdtfl w16du wp14">
+  <w:endnote w:type="separator" w:id="-1">
+    <w:p>
+      <w:r>
+        <w:separator/>
+      </w:r>
+    </w:p>
+  </w:endnote>
+  <w:endnote w:type="continuationSeparator" w:id="0">
+    <w:p>
+      <w:r>
+        <w:continuationSeparator/>
+      </w:r>
+    </w:p>
+  </w:endnote>
+</w:endnotes>
+</file>
+
+<file path=word/footnotes.xml><?xml version="1.0" encoding="utf-8"?>
+<w:footnotes xmlns:wpc="http://schemas.microsoft.com/office/word/2010/wordprocessingCanvas" xmlns:cx="http://schemas.microsoft.com/office/drawing/2014/chartex" xmlns:cx1="http://schemas.microsoft.com/office/drawing/2015/9/8/chartex" xmlns:cx2="http://schemas.microsoft.com/office/drawing/2015/10/21/chartex" xmlns:cx3="http://schemas.microsoft.com/office/drawing/2016/5/9/chartex" xmlns:cx4="http://schemas.microsoft.com/office/drawing/2016/5/10/chartex" xmlns:cx5="http://schemas.microsoft.com/office/drawing/2016/5/11/chartex" xmlns:cx6="http://schemas.microsoft.com/office/drawing/2016/5/12/chartex" xmlns:cx7="http://schemas.microsoft.com/office/drawing/2016/5/13/chartex" xmlns:cx8="http://schemas.microsoft.com/office/drawing/2016/5/14/chartex" xmlns:mc="http://schemas.openxmlformats.org/markup-compatibility/2006" xmlns:aink="http://schemas.microsoft.com/office/drawing/2016/ink" xmlns:am3d="http://schemas.microsoft.com/office/drawing/2017/model3d" xmlns:o="urn:schemas-microsoft-com:office:office" xmlns:oel="http://schemas.microsoft.com/office/2019/extlst" xmlns:r="http://schemas.openxmlformats.org/officeDocument/2006/relationships" xmlns:m="http://schemas.openxmlformats.org/officeDocument/2006/math" xmlns:v="urn:schemas-microsoft-com:vml" xmlns:wp14="http://schemas.microsoft.com/office/word/2010/wordprocessingDrawing" xmlns:wp="http://schemas.openxmlformats.org/drawingml/2006/wordprocessingDrawing" xmlns:w10="urn:schemas-microsoft-com:office:word" xmlns:w="http://schemas.openxmlformats.org/wordprocessingml/2006/main" xmlns:w14="http://schemas.microsoft.com/office/word/2010/wordml" xmlns:w15="http://schemas.microsoft.com/office/word/2012/wordml" xmlns:w16cex="http://schemas.microsoft.com/office/word/2018/wordml/cex" xmlns:w16cid="http://schemas.microsoft.com/office/word/2016/wordml/cid" xmlns:w16="http://schemas.microsoft.com/office/word/2018/wordml" xmlns:w16du="http://schemas.microsoft.com/office/word/2023/wordml/word16du" xmlns:w16sdtdh="http://schemas.microsoft.com/office/word/2020/wordml/sdtdatahash" xmlns:w16sdtfl="http://schemas.microsoft.com/office/word/2024/wordml/sdtformatlock" xmlns:w16se="http://schemas.microsoft.com/office/word/2015/wordml/symex" xmlns:wpg="http://schemas.microsoft.com/office/word/2010/wordprocessingGroup" xmlns:wpi="http://schemas.microsoft.com/office/word/2010/wordprocessingInk" xmlns:wne="http://schemas.microsoft.com/office/word/2006/wordml" xmlns:wps="http://schemas.microsoft.com/office/word/2010/wordprocessingShape" mc:Ignorable="w14 w15 w16se w16cid w16 w16cex w16sdtdh w16sdtfl w16du wp14">
+  <w:footnote w:type="separator" w:id="-1">
+    <w:p>
+      <w:r>
+        <w:separator/>
+      </w:r>
+    </w:p>
+  </w:footnote>
+  <w:footnote w:type="continuationSeparator" w:id="0">
+    <w:p>
+      <w:r>
+        <w:continuationSeparator/>
+      </w:r>
+    </w:p>
+  </w:footnote>
+</w:footnotes>
 </file>
 
 <file path=word/numbering.xml><?xml version="1.0" encoding="utf-8"?>
@@ -1520,28 +1569,28 @@
       <w:lvlJc w:val="left"/>
     </w:lvl>
   </w:abstractNum>
-  <w:num w:numId="1" w16cid:durableId="1420177244">
+  <w:num w:numId="1" w16cid:durableId="1530221666">
     <w:abstractNumId w:val="4"/>
   </w:num>
-  <w:num w:numId="2" w16cid:durableId="66419115">
+  <w:num w:numId="2" w16cid:durableId="1050688664">
     <w:abstractNumId w:val="0"/>
   </w:num>
-  <w:num w:numId="3" w16cid:durableId="1815101435">
+  <w:num w:numId="3" w16cid:durableId="705562385">
     <w:abstractNumId w:val="3"/>
   </w:num>
-  <w:num w:numId="4" w16cid:durableId="196508758">
+  <w:num w:numId="4" w16cid:durableId="1179582675">
     <w:abstractNumId w:val="5"/>
   </w:num>
-  <w:num w:numId="5" w16cid:durableId="1883639851">
+  <w:num w:numId="5" w16cid:durableId="451218485">
     <w:abstractNumId w:val="2"/>
   </w:num>
-  <w:num w:numId="6" w16cid:durableId="1972781714">
+  <w:num w:numId="6" w16cid:durableId="98379319">
     <w:abstractNumId w:val="7"/>
   </w:num>
-  <w:num w:numId="7" w16cid:durableId="781189948">
+  <w:num w:numId="7" w16cid:durableId="30542886">
     <w:abstractNumId w:val="1"/>
   </w:num>
-  <w:num w:numId="8" w16cid:durableId="1098600380">
+  <w:num w:numId="8" w16cid:durableId="1092320610">
     <w:abstractNumId w:val="6"/>
   </w:num>
 </w:numbering>
@@ -1886,6 +1935,64 @@
     <w:semiHidden/>
     <w:unhideWhenUsed/>
   </w:style>
+  <w:style w:type="paragraph" w:styleId="a3">
+    <w:name w:val="header"/>
+    <w:basedOn w:val="a"/>
+    <w:link w:val="a4"/>
+    <w:rsid w:val="001A6338"/>
+    <w:pPr>
+      <w:tabs>
+        <w:tab w:val="center" w:pos="4153"/>
+        <w:tab w:val="right" w:pos="8306"/>
+      </w:tabs>
+      <w:snapToGrid w:val="0"/>
+      <w:jc w:val="center"/>
+    </w:pPr>
+    <w:rPr>
+      <w:sz w:val="18"/>
+      <w:szCs w:val="18"/>
+    </w:rPr>
+  </w:style>
+  <w:style w:type="character" w:customStyle="1" w:styleId="a4">
+    <w:name w:val="页眉 字符"/>
+    <w:basedOn w:val="a0"/>
+    <w:link w:val="a3"/>
+    <w:rsid w:val="001A6338"/>
+    <w:rPr>
+      <w:kern w:val="2"/>
+      <w:sz w:val="18"/>
+      <w:szCs w:val="18"/>
+    </w:rPr>
+  </w:style>
+  <w:style w:type="paragraph" w:styleId="a5">
+    <w:name w:val="footer"/>
+    <w:basedOn w:val="a"/>
+    <w:link w:val="a6"/>
+    <w:rsid w:val="001A6338"/>
+    <w:pPr>
+      <w:tabs>
+        <w:tab w:val="center" w:pos="4153"/>
+        <w:tab w:val="right" w:pos="8306"/>
+      </w:tabs>
+      <w:snapToGrid w:val="0"/>
+      <w:jc w:val="left"/>
+    </w:pPr>
+    <w:rPr>
+      <w:sz w:val="18"/>
+      <w:szCs w:val="18"/>
+    </w:rPr>
+  </w:style>
+  <w:style w:type="character" w:customStyle="1" w:styleId="a6">
+    <w:name w:val="页脚 字符"/>
+    <w:basedOn w:val="a0"/>
+    <w:link w:val="a5"/>
+    <w:rsid w:val="001A6338"/>
+    <w:rPr>
+      <w:kern w:val="2"/>
+      <w:sz w:val="18"/>
+      <w:szCs w:val="18"/>
+    </w:rPr>
+  </w:style>
 </w:styles>
 </file>
 
